--- a/НИР_ЭДО_ПОЛНЫЙ_АРХИВ/03_ЭДО_в_целом/02_Второй_комплект/02_Беларусь_ЭДО.docx
+++ b/НИР_ЭДО_ПОЛНЫЙ_АРХИВ/03_ЭДО_в_целом/02_Второй_комплект/02_Беларусь_ЭДО.docx
@@ -11,6 +11,7 @@
         <w:rPr>
           <w:rFonts w:ascii="Calibri" w:hAnsi="Calibri" w:eastAsia="Calibri"/>
           <w:b/>
+          <w:i w:val="0"/>
           <w:color w:val="1F4E79"/>
           <w:sz w:val="44"/>
         </w:rPr>
@@ -25,10 +26,26 @@
         <w:rPr>
           <w:rFonts w:ascii="Calibri" w:hAnsi="Calibri" w:eastAsia="Calibri"/>
           <w:b w:val="0"/>
+          <w:i w:val="0"/>
           <w:color w:val="535353"/>
           <w:sz w:val="26"/>
         </w:rPr>
         <w:t>Электронный документооборот в целом. Сравнение с Российской Федерацией</w:t>
+      </w:r>
+    </w:p>
+    <w:p>
+      <w:pPr>
+        <w:spacing w:after="160"/>
+      </w:pPr>
+      <w:r>
+        <w:rPr>
+          <w:rFonts w:ascii="Calibri" w:hAnsi="Calibri" w:eastAsia="Calibri"/>
+          <w:b w:val="0"/>
+          <w:i w:val="0"/>
+          <w:color w:val="535353"/>
+          <w:sz w:val="22"/>
+        </w:rPr>
+        <w:t>Сравнительный анализ зарубежного регулирования электронного документооборота (ЭДО) с правовой моделью Российской Федерации. Актуализация: август 2026 г.</w:t>
       </w:r>
     </w:p>
     <w:p>
@@ -39,10 +56,11 @@
         <w:rPr>
           <w:rFonts w:ascii="Calibri" w:hAnsi="Calibri" w:eastAsia="Calibri"/>
           <w:b w:val="0"/>
+          <w:i/>
           <w:color w:val="535353"/>
-          <w:sz w:val="22"/>
+          <w:sz w:val="20"/>
         </w:rPr>
-        <w:t>Сравнительный анализ зарубежного регулирования электронного документооборота (ЭДО) с правовой моделью Российской Федерации. Актуализация: август 2026 г.</w:t>
+        <w:t>Как проверить. После каждого блока фактов — строка «Проверить» с кликабельной ссылкой на официальный текст закона, судебное решение или первоисточник. Рекомендации («что добавить / не переносить») — выводы автора НИР, но рядом указаны нормы, на которые они опираются. Номера дел не вымышлены.</w:t>
       </w:r>
     </w:p>
     <w:p>
@@ -58,50 +76,605 @@
         <w:rPr>
           <w:rFonts w:ascii="Calibri" w:hAnsi="Calibri" w:eastAsia="Calibri"/>
           <w:b w:val="0"/>
+          <w:i w:val="0"/>
           <w:sz w:val="24"/>
         </w:rPr>
         <w:t>Основные акты: Закон РБ от 28.12.2009 № 113‑З «Об электронном документе и электронной цифровой подписи»; ст. 84 ХПК; с 01.01.2026 — Кодекс гражданского судопроизводства (электронные доказательства как самостоятельный вид)</w:t>
       </w:r>
     </w:p>
     <w:p>
+      <w:pPr>
+        <w:spacing w:before="0" w:after="200"/>
+      </w:pPr>
       <w:r>
         <w:rPr>
           <w:rFonts w:ascii="Calibri" w:hAnsi="Calibri" w:eastAsia="Calibri"/>
           <w:b w:val="0"/>
+          <w:i/>
+          <w:color w:val="535353"/>
+          <w:sz w:val="18"/>
+        </w:rPr>
+        <w:t xml:space="preserve">Проверить: </w:t>
+      </w:r>
+      <w:hyperlink r:id="rId9">
+        <w:r>
+          <w:rPr>
+            <w:color w:val="0563C1"/>
+            <w:u w:val="single"/>
+            <w:sz w:val="18"/>
+            <w:rFonts w:ascii="Calibri" w:hAnsi="Calibri"/>
+          </w:rPr>
+          <w:t xml:space="preserve">Закон РБ № 113‑З (pravo.by)</w:t>
+        </w:r>
+      </w:hyperlink>
+      <w:r>
+        <w:rPr>
+          <w:rFonts w:ascii="Calibri" w:hAnsi="Calibri" w:eastAsia="Calibri"/>
+          <w:b w:val="0"/>
+          <w:i w:val="0"/>
+          <w:color w:val="535353"/>
+          <w:sz w:val="18"/>
+        </w:rPr>
+        <w:t xml:space="preserve">  ·  </w:t>
+      </w:r>
+      <w:hyperlink r:id="rId10">
+        <w:r>
+          <w:rPr>
+            <w:color w:val="0563C1"/>
+            <w:u w:val="single"/>
+            <w:sz w:val="18"/>
+            <w:rFonts w:ascii="Calibri" w:hAnsi="Calibri"/>
+          </w:rPr>
+          <w:t xml:space="preserve">Закон РБ № 113‑З, ст. 22 (текст статьи)</w:t>
+        </w:r>
+      </w:hyperlink>
+      <w:r>
+        <w:rPr>
+          <w:rFonts w:ascii="Calibri" w:hAnsi="Calibri" w:eastAsia="Calibri"/>
+          <w:b w:val="0"/>
+          <w:i w:val="0"/>
+          <w:color w:val="535353"/>
+          <w:sz w:val="18"/>
+        </w:rPr>
+        <w:t xml:space="preserve">  ·  </w:t>
+      </w:r>
+      <w:hyperlink r:id="rId11">
+        <w:r>
+          <w:rPr>
+            <w:color w:val="0563C1"/>
+            <w:u w:val="single"/>
+            <w:sz w:val="18"/>
+            <w:rFonts w:ascii="Calibri" w:hAnsi="Calibri"/>
+          </w:rPr>
+          <w:t xml:space="preserve">ХПК РБ (pravo.by)</w:t>
+        </w:r>
+      </w:hyperlink>
+      <w:r>
+        <w:rPr>
+          <w:rFonts w:ascii="Calibri" w:hAnsi="Calibri" w:eastAsia="Calibri"/>
+          <w:b w:val="0"/>
+          <w:i w:val="0"/>
+          <w:color w:val="535353"/>
+          <w:sz w:val="18"/>
+        </w:rPr>
+        <w:t xml:space="preserve">  ·  </w:t>
+      </w:r>
+      <w:hyperlink r:id="rId12">
+        <w:r>
+          <w:rPr>
+            <w:color w:val="0563C1"/>
+            <w:u w:val="single"/>
+            <w:sz w:val="18"/>
+            <w:rFonts w:ascii="Calibri" w:hAnsi="Calibri"/>
+          </w:rPr>
+          <w:t xml:space="preserve">Ст. 84 ХПК РБ</w:t>
+        </w:r>
+      </w:hyperlink>
+      <w:r>
+        <w:rPr>
+          <w:rFonts w:ascii="Calibri" w:hAnsi="Calibri" w:eastAsia="Calibri"/>
+          <w:b w:val="0"/>
+          <w:i w:val="0"/>
+          <w:color w:val="535353"/>
+          <w:sz w:val="18"/>
+        </w:rPr>
+        <w:t xml:space="preserve">  ·  </w:t>
+      </w:r>
+      <w:hyperlink r:id="rId13">
+        <w:r>
+          <w:rPr>
+            <w:color w:val="0563C1"/>
+            <w:u w:val="single"/>
+            <w:sz w:val="18"/>
+            <w:rFonts w:ascii="Calibri" w:hAnsi="Calibri"/>
+          </w:rPr>
+          <w:t xml:space="preserve">Электронные доказательства в КГС с 01.01.2026</w:t>
+        </w:r>
+      </w:hyperlink>
+    </w:p>
+    <w:p>
+      <w:r>
+        <w:rPr>
+          <w:rFonts w:ascii="Calibri" w:hAnsi="Calibri" w:eastAsia="Calibri"/>
+          <w:b w:val="0"/>
+          <w:i w:val="0"/>
           <w:sz w:val="24"/>
         </w:rPr>
         <w:t>Базовый акт — Закон 113‑З: электронный документ, подписанный ЭЦП, имеет ту же силу, что бумажный с собственноручной подписью. При наличии атрибутного сертификата полномочий ЭЦП заменяет и подпись, и печать.</w:t>
       </w:r>
     </w:p>
     <w:p>
+      <w:pPr>
+        <w:spacing w:before="0" w:after="200"/>
+      </w:pPr>
       <w:r>
         <w:rPr>
           <w:rFonts w:ascii="Calibri" w:hAnsi="Calibri" w:eastAsia="Calibri"/>
           <w:b w:val="0"/>
+          <w:i/>
+          <w:color w:val="535353"/>
+          <w:sz w:val="18"/>
+        </w:rPr>
+        <w:t xml:space="preserve">Проверить: </w:t>
+      </w:r>
+      <w:hyperlink r:id="rId9">
+        <w:r>
+          <w:rPr>
+            <w:color w:val="0563C1"/>
+            <w:u w:val="single"/>
+            <w:sz w:val="18"/>
+            <w:rFonts w:ascii="Calibri" w:hAnsi="Calibri"/>
+          </w:rPr>
+          <w:t xml:space="preserve">Закон РБ № 113‑З (pravo.by)</w:t>
+        </w:r>
+      </w:hyperlink>
+      <w:r>
+        <w:rPr>
+          <w:rFonts w:ascii="Calibri" w:hAnsi="Calibri" w:eastAsia="Calibri"/>
+          <w:b w:val="0"/>
+          <w:i w:val="0"/>
+          <w:color w:val="535353"/>
+          <w:sz w:val="18"/>
+        </w:rPr>
+        <w:t xml:space="preserve">  ·  </w:t>
+      </w:r>
+      <w:hyperlink r:id="rId10">
+        <w:r>
+          <w:rPr>
+            <w:color w:val="0563C1"/>
+            <w:u w:val="single"/>
+            <w:sz w:val="18"/>
+            <w:rFonts w:ascii="Calibri" w:hAnsi="Calibri"/>
+          </w:rPr>
+          <w:t xml:space="preserve">Закон РБ № 113‑З, ст. 22 (текст статьи)</w:t>
+        </w:r>
+      </w:hyperlink>
+      <w:r>
+        <w:rPr>
+          <w:rFonts w:ascii="Calibri" w:hAnsi="Calibri" w:eastAsia="Calibri"/>
+          <w:b w:val="0"/>
+          <w:i w:val="0"/>
+          <w:color w:val="535353"/>
+          <w:sz w:val="18"/>
+        </w:rPr>
+        <w:t xml:space="preserve">  ·  </w:t>
+      </w:r>
+      <w:hyperlink r:id="rId11">
+        <w:r>
+          <w:rPr>
+            <w:color w:val="0563C1"/>
+            <w:u w:val="single"/>
+            <w:sz w:val="18"/>
+            <w:rFonts w:ascii="Calibri" w:hAnsi="Calibri"/>
+          </w:rPr>
+          <w:t xml:space="preserve">ХПК РБ (pravo.by)</w:t>
+        </w:r>
+      </w:hyperlink>
+      <w:r>
+        <w:rPr>
+          <w:rFonts w:ascii="Calibri" w:hAnsi="Calibri" w:eastAsia="Calibri"/>
+          <w:b w:val="0"/>
+          <w:i w:val="0"/>
+          <w:color w:val="535353"/>
+          <w:sz w:val="18"/>
+        </w:rPr>
+        <w:t xml:space="preserve">  ·  </w:t>
+      </w:r>
+      <w:hyperlink r:id="rId12">
+        <w:r>
+          <w:rPr>
+            <w:color w:val="0563C1"/>
+            <w:u w:val="single"/>
+            <w:sz w:val="18"/>
+            <w:rFonts w:ascii="Calibri" w:hAnsi="Calibri"/>
+          </w:rPr>
+          <w:t xml:space="preserve">Ст. 84 ХПК РБ</w:t>
+        </w:r>
+      </w:hyperlink>
+      <w:r>
+        <w:rPr>
+          <w:rFonts w:ascii="Calibri" w:hAnsi="Calibri" w:eastAsia="Calibri"/>
+          <w:b w:val="0"/>
+          <w:i w:val="0"/>
+          <w:color w:val="535353"/>
+          <w:sz w:val="18"/>
+        </w:rPr>
+        <w:t xml:space="preserve">  ·  </w:t>
+      </w:r>
+      <w:hyperlink r:id="rId13">
+        <w:r>
+          <w:rPr>
+            <w:color w:val="0563C1"/>
+            <w:u w:val="single"/>
+            <w:sz w:val="18"/>
+            <w:rFonts w:ascii="Calibri" w:hAnsi="Calibri"/>
+          </w:rPr>
+          <w:t xml:space="preserve">Электронные доказательства в КГС с 01.01.2026</w:t>
+        </w:r>
+      </w:hyperlink>
+    </w:p>
+    <w:p>
+      <w:r>
+        <w:rPr>
+          <w:rFonts w:ascii="Calibri" w:hAnsi="Calibri" w:eastAsia="Calibri"/>
+          <w:b w:val="0"/>
+          <w:i w:val="0"/>
           <w:sz w:val="24"/>
         </w:rPr>
         <w:t>В экономических судах электронные документы и переписка входят в письменные доказательства (ст. 84 ХПК): допустимы документы, полученные по электронной связи, и документы с ЭЦП — при соблюдении ХПК, иного закона или договора.</w:t>
       </w:r>
     </w:p>
     <w:p>
+      <w:pPr>
+        <w:spacing w:before="0" w:after="200"/>
+      </w:pPr>
       <w:r>
         <w:rPr>
           <w:rFonts w:ascii="Calibri" w:hAnsi="Calibri" w:eastAsia="Calibri"/>
           <w:b w:val="0"/>
+          <w:i/>
+          <w:color w:val="535353"/>
+          <w:sz w:val="18"/>
+        </w:rPr>
+        <w:t xml:space="preserve">Проверить: </w:t>
+      </w:r>
+      <w:hyperlink r:id="rId9">
+        <w:r>
+          <w:rPr>
+            <w:color w:val="0563C1"/>
+            <w:u w:val="single"/>
+            <w:sz w:val="18"/>
+            <w:rFonts w:ascii="Calibri" w:hAnsi="Calibri"/>
+          </w:rPr>
+          <w:t xml:space="preserve">Закон РБ № 113‑З (pravo.by)</w:t>
+        </w:r>
+      </w:hyperlink>
+      <w:r>
+        <w:rPr>
+          <w:rFonts w:ascii="Calibri" w:hAnsi="Calibri" w:eastAsia="Calibri"/>
+          <w:b w:val="0"/>
+          <w:i w:val="0"/>
+          <w:color w:val="535353"/>
+          <w:sz w:val="18"/>
+        </w:rPr>
+        <w:t xml:space="preserve">  ·  </w:t>
+      </w:r>
+      <w:hyperlink r:id="rId10">
+        <w:r>
+          <w:rPr>
+            <w:color w:val="0563C1"/>
+            <w:u w:val="single"/>
+            <w:sz w:val="18"/>
+            <w:rFonts w:ascii="Calibri" w:hAnsi="Calibri"/>
+          </w:rPr>
+          <w:t xml:space="preserve">Закон РБ № 113‑З, ст. 22 (текст статьи)</w:t>
+        </w:r>
+      </w:hyperlink>
+      <w:r>
+        <w:rPr>
+          <w:rFonts w:ascii="Calibri" w:hAnsi="Calibri" w:eastAsia="Calibri"/>
+          <w:b w:val="0"/>
+          <w:i w:val="0"/>
+          <w:color w:val="535353"/>
+          <w:sz w:val="18"/>
+        </w:rPr>
+        <w:t xml:space="preserve">  ·  </w:t>
+      </w:r>
+      <w:hyperlink r:id="rId11">
+        <w:r>
+          <w:rPr>
+            <w:color w:val="0563C1"/>
+            <w:u w:val="single"/>
+            <w:sz w:val="18"/>
+            <w:rFonts w:ascii="Calibri" w:hAnsi="Calibri"/>
+          </w:rPr>
+          <w:t xml:space="preserve">ХПК РБ (pravo.by)</w:t>
+        </w:r>
+      </w:hyperlink>
+      <w:r>
+        <w:rPr>
+          <w:rFonts w:ascii="Calibri" w:hAnsi="Calibri" w:eastAsia="Calibri"/>
+          <w:b w:val="0"/>
+          <w:i w:val="0"/>
+          <w:color w:val="535353"/>
+          <w:sz w:val="18"/>
+        </w:rPr>
+        <w:t xml:space="preserve">  ·  </w:t>
+      </w:r>
+      <w:hyperlink r:id="rId12">
+        <w:r>
+          <w:rPr>
+            <w:color w:val="0563C1"/>
+            <w:u w:val="single"/>
+            <w:sz w:val="18"/>
+            <w:rFonts w:ascii="Calibri" w:hAnsi="Calibri"/>
+          </w:rPr>
+          <w:t xml:space="preserve">Ст. 84 ХПК РБ</w:t>
+        </w:r>
+      </w:hyperlink>
+      <w:r>
+        <w:rPr>
+          <w:rFonts w:ascii="Calibri" w:hAnsi="Calibri" w:eastAsia="Calibri"/>
+          <w:b w:val="0"/>
+          <w:i w:val="0"/>
+          <w:color w:val="535353"/>
+          <w:sz w:val="18"/>
+        </w:rPr>
+        <w:t xml:space="preserve">  ·  </w:t>
+      </w:r>
+      <w:hyperlink r:id="rId13">
+        <w:r>
+          <w:rPr>
+            <w:color w:val="0563C1"/>
+            <w:u w:val="single"/>
+            <w:sz w:val="18"/>
+            <w:rFonts w:ascii="Calibri" w:hAnsi="Calibri"/>
+          </w:rPr>
+          <w:t xml:space="preserve">Электронные доказательства в КГС с 01.01.2026</w:t>
+        </w:r>
+      </w:hyperlink>
+    </w:p>
+    <w:p>
+      <w:r>
+        <w:rPr>
+          <w:rFonts w:ascii="Calibri" w:hAnsi="Calibri" w:eastAsia="Calibri"/>
+          <w:b w:val="0"/>
+          <w:i w:val="0"/>
           <w:sz w:val="24"/>
         </w:rPr>
         <w:t>С 1 января 2026 г. Кодекс гражданского судопроизводства выделил электронные доказательства в отдельную категорию и завязал подачу процессуальных документов на сервис «Электронное правосудие» с ЭЦП. Скан по e‑mail не равен электронному документу через СМДО/e‑court.</w:t>
       </w:r>
     </w:p>
     <w:p>
+      <w:pPr>
+        <w:spacing w:before="0" w:after="200"/>
+      </w:pPr>
       <w:r>
         <w:rPr>
           <w:rFonts w:ascii="Calibri" w:hAnsi="Calibri" w:eastAsia="Calibri"/>
           <w:b w:val="0"/>
+          <w:i/>
+          <w:color w:val="535353"/>
+          <w:sz w:val="18"/>
+        </w:rPr>
+        <w:t xml:space="preserve">Проверить: </w:t>
+      </w:r>
+      <w:hyperlink r:id="rId9">
+        <w:r>
+          <w:rPr>
+            <w:color w:val="0563C1"/>
+            <w:u w:val="single"/>
+            <w:sz w:val="18"/>
+            <w:rFonts w:ascii="Calibri" w:hAnsi="Calibri"/>
+          </w:rPr>
+          <w:t xml:space="preserve">Закон РБ № 113‑З (pravo.by)</w:t>
+        </w:r>
+      </w:hyperlink>
+      <w:r>
+        <w:rPr>
+          <w:rFonts w:ascii="Calibri" w:hAnsi="Calibri" w:eastAsia="Calibri"/>
+          <w:b w:val="0"/>
+          <w:i w:val="0"/>
+          <w:color w:val="535353"/>
+          <w:sz w:val="18"/>
+        </w:rPr>
+        <w:t xml:space="preserve">  ·  </w:t>
+      </w:r>
+      <w:hyperlink r:id="rId10">
+        <w:r>
+          <w:rPr>
+            <w:color w:val="0563C1"/>
+            <w:u w:val="single"/>
+            <w:sz w:val="18"/>
+            <w:rFonts w:ascii="Calibri" w:hAnsi="Calibri"/>
+          </w:rPr>
+          <w:t xml:space="preserve">Закон РБ № 113‑З, ст. 22 (текст статьи)</w:t>
+        </w:r>
+      </w:hyperlink>
+      <w:r>
+        <w:rPr>
+          <w:rFonts w:ascii="Calibri" w:hAnsi="Calibri" w:eastAsia="Calibri"/>
+          <w:b w:val="0"/>
+          <w:i w:val="0"/>
+          <w:color w:val="535353"/>
+          <w:sz w:val="18"/>
+        </w:rPr>
+        <w:t xml:space="preserve">  ·  </w:t>
+      </w:r>
+      <w:hyperlink r:id="rId11">
+        <w:r>
+          <w:rPr>
+            <w:color w:val="0563C1"/>
+            <w:u w:val="single"/>
+            <w:sz w:val="18"/>
+            <w:rFonts w:ascii="Calibri" w:hAnsi="Calibri"/>
+          </w:rPr>
+          <w:t xml:space="preserve">ХПК РБ (pravo.by)</w:t>
+        </w:r>
+      </w:hyperlink>
+      <w:r>
+        <w:rPr>
+          <w:rFonts w:ascii="Calibri" w:hAnsi="Calibri" w:eastAsia="Calibri"/>
+          <w:b w:val="0"/>
+          <w:i w:val="0"/>
+          <w:color w:val="535353"/>
+          <w:sz w:val="18"/>
+        </w:rPr>
+        <w:t xml:space="preserve">  ·  </w:t>
+      </w:r>
+      <w:hyperlink r:id="rId12">
+        <w:r>
+          <w:rPr>
+            <w:color w:val="0563C1"/>
+            <w:u w:val="single"/>
+            <w:sz w:val="18"/>
+            <w:rFonts w:ascii="Calibri" w:hAnsi="Calibri"/>
+          </w:rPr>
+          <w:t xml:space="preserve">Ст. 84 ХПК РБ</w:t>
+        </w:r>
+      </w:hyperlink>
+      <w:r>
+        <w:rPr>
+          <w:rFonts w:ascii="Calibri" w:hAnsi="Calibri" w:eastAsia="Calibri"/>
+          <w:b w:val="0"/>
+          <w:i w:val="0"/>
+          <w:color w:val="535353"/>
+          <w:sz w:val="18"/>
+        </w:rPr>
+        <w:t xml:space="preserve">  ·  </w:t>
+      </w:r>
+      <w:hyperlink r:id="rId13">
+        <w:r>
+          <w:rPr>
+            <w:color w:val="0563C1"/>
+            <w:u w:val="single"/>
+            <w:sz w:val="18"/>
+            <w:rFonts w:ascii="Calibri" w:hAnsi="Calibri"/>
+          </w:rPr>
+          <w:t xml:space="preserve">Электронные доказательства в КГС с 01.01.2026</w:t>
+        </w:r>
+      </w:hyperlink>
+    </w:p>
+    <w:p>
+      <w:r>
+        <w:rPr>
+          <w:rFonts w:ascii="Calibri" w:hAnsi="Calibri" w:eastAsia="Calibri"/>
+          <w:b w:val="0"/>
+          <w:i w:val="0"/>
           <w:sz w:val="24"/>
         </w:rPr>
         <w:t>Модель близка к 63‑ФЗ, но без трёх уровней ПЭП/УНЭП/УКЭП: ядро — ЭЦП государственной PKI.</w:t>
       </w:r>
+    </w:p>
+    <w:p>
+      <w:pPr>
+        <w:spacing w:before="0" w:after="200"/>
+      </w:pPr>
+      <w:r>
+        <w:rPr>
+          <w:rFonts w:ascii="Calibri" w:hAnsi="Calibri" w:eastAsia="Calibri"/>
+          <w:b w:val="0"/>
+          <w:i/>
+          <w:color w:val="535353"/>
+          <w:sz w:val="18"/>
+        </w:rPr>
+        <w:t xml:space="preserve">Проверить: </w:t>
+      </w:r>
+      <w:hyperlink r:id="rId9">
+        <w:r>
+          <w:rPr>
+            <w:color w:val="0563C1"/>
+            <w:u w:val="single"/>
+            <w:sz w:val="18"/>
+            <w:rFonts w:ascii="Calibri" w:hAnsi="Calibri"/>
+          </w:rPr>
+          <w:t xml:space="preserve">Закон РБ № 113‑З (pravo.by)</w:t>
+        </w:r>
+      </w:hyperlink>
+      <w:r>
+        <w:rPr>
+          <w:rFonts w:ascii="Calibri" w:hAnsi="Calibri" w:eastAsia="Calibri"/>
+          <w:b w:val="0"/>
+          <w:i w:val="0"/>
+          <w:color w:val="535353"/>
+          <w:sz w:val="18"/>
+        </w:rPr>
+        <w:t xml:space="preserve">  ·  </w:t>
+      </w:r>
+      <w:hyperlink r:id="rId10">
+        <w:r>
+          <w:rPr>
+            <w:color w:val="0563C1"/>
+            <w:u w:val="single"/>
+            <w:sz w:val="18"/>
+            <w:rFonts w:ascii="Calibri" w:hAnsi="Calibri"/>
+          </w:rPr>
+          <w:t xml:space="preserve">Закон РБ № 113‑З, ст. 22 (текст статьи)</w:t>
+        </w:r>
+      </w:hyperlink>
+      <w:r>
+        <w:rPr>
+          <w:rFonts w:ascii="Calibri" w:hAnsi="Calibri" w:eastAsia="Calibri"/>
+          <w:b w:val="0"/>
+          <w:i w:val="0"/>
+          <w:color w:val="535353"/>
+          <w:sz w:val="18"/>
+        </w:rPr>
+        <w:t xml:space="preserve">  ·  </w:t>
+      </w:r>
+      <w:hyperlink r:id="rId11">
+        <w:r>
+          <w:rPr>
+            <w:color w:val="0563C1"/>
+            <w:u w:val="single"/>
+            <w:sz w:val="18"/>
+            <w:rFonts w:ascii="Calibri" w:hAnsi="Calibri"/>
+          </w:rPr>
+          <w:t xml:space="preserve">ХПК РБ (pravo.by)</w:t>
+        </w:r>
+      </w:hyperlink>
+      <w:r>
+        <w:rPr>
+          <w:rFonts w:ascii="Calibri" w:hAnsi="Calibri" w:eastAsia="Calibri"/>
+          <w:b w:val="0"/>
+          <w:i w:val="0"/>
+          <w:color w:val="535353"/>
+          <w:sz w:val="18"/>
+        </w:rPr>
+        <w:t xml:space="preserve">  ·  </w:t>
+      </w:r>
+      <w:hyperlink r:id="rId12">
+        <w:r>
+          <w:rPr>
+            <w:color w:val="0563C1"/>
+            <w:u w:val="single"/>
+            <w:sz w:val="18"/>
+            <w:rFonts w:ascii="Calibri" w:hAnsi="Calibri"/>
+          </w:rPr>
+          <w:t xml:space="preserve">Ст. 84 ХПК РБ</w:t>
+        </w:r>
+      </w:hyperlink>
+      <w:r>
+        <w:rPr>
+          <w:rFonts w:ascii="Calibri" w:hAnsi="Calibri" w:eastAsia="Calibri"/>
+          <w:b w:val="0"/>
+          <w:i w:val="0"/>
+          <w:color w:val="535353"/>
+          <w:sz w:val="18"/>
+        </w:rPr>
+        <w:t xml:space="preserve">  ·  </w:t>
+      </w:r>
+      <w:hyperlink r:id="rId13">
+        <w:r>
+          <w:rPr>
+            <w:color w:val="0563C1"/>
+            <w:u w:val="single"/>
+            <w:sz w:val="18"/>
+            <w:rFonts w:ascii="Calibri" w:hAnsi="Calibri"/>
+          </w:rPr>
+          <w:t xml:space="preserve">Электронные доказательства в КГС с 01.01.2026</w:t>
+        </w:r>
+      </w:hyperlink>
     </w:p>
     <w:p>
       <w:pPr>
@@ -119,6 +692,7 @@
         <w:rPr>
           <w:rFonts w:ascii="Calibri" w:hAnsi="Calibri" w:eastAsia="Calibri"/>
           <w:b w:val="0"/>
+          <w:i w:val="0"/>
           <w:sz w:val="24"/>
         </w:rPr>
         <w:t>Прямое равенство электронного документа бумажному при ЭЦП.</w:t>
@@ -132,6 +706,7 @@
         <w:rPr>
           <w:rFonts w:ascii="Calibri" w:hAnsi="Calibri" w:eastAsia="Calibri"/>
           <w:b w:val="0"/>
+          <w:i w:val="0"/>
           <w:sz w:val="24"/>
         </w:rPr>
         <w:t>Процессуальная норма (ст. 84 ХПК) заранее встроила электронные документы в письменные доказательства.</w:t>
@@ -145,6 +720,7 @@
         <w:rPr>
           <w:rFonts w:ascii="Calibri" w:hAnsi="Calibri" w:eastAsia="Calibri"/>
           <w:b w:val="0"/>
+          <w:i w:val="0"/>
           <w:sz w:val="24"/>
         </w:rPr>
         <w:t>С 2026 г. — отдельный вид «электронное доказательство» в гражданском процессе.</w:t>
@@ -158,10 +734,121 @@
         <w:rPr>
           <w:rFonts w:ascii="Calibri" w:hAnsi="Calibri" w:eastAsia="Calibri"/>
           <w:b w:val="0"/>
+          <w:i w:val="0"/>
           <w:sz w:val="24"/>
         </w:rPr>
         <w:t>Трансграничность с РФ облегчена контуром ЕАЭС.</w:t>
       </w:r>
+    </w:p>
+    <w:p>
+      <w:pPr>
+        <w:spacing w:before="0" w:after="200"/>
+      </w:pPr>
+      <w:r>
+        <w:rPr>
+          <w:rFonts w:ascii="Calibri" w:hAnsi="Calibri" w:eastAsia="Calibri"/>
+          <w:b w:val="0"/>
+          <w:i/>
+          <w:color w:val="535353"/>
+          <w:sz w:val="18"/>
+        </w:rPr>
+        <w:t xml:space="preserve">Проверить: </w:t>
+      </w:r>
+      <w:hyperlink r:id="rId9">
+        <w:r>
+          <w:rPr>
+            <w:color w:val="0563C1"/>
+            <w:u w:val="single"/>
+            <w:sz w:val="18"/>
+            <w:rFonts w:ascii="Calibri" w:hAnsi="Calibri"/>
+          </w:rPr>
+          <w:t xml:space="preserve">Закон РБ № 113‑З (pravo.by)</w:t>
+        </w:r>
+      </w:hyperlink>
+      <w:r>
+        <w:rPr>
+          <w:rFonts w:ascii="Calibri" w:hAnsi="Calibri" w:eastAsia="Calibri"/>
+          <w:b w:val="0"/>
+          <w:i w:val="0"/>
+          <w:color w:val="535353"/>
+          <w:sz w:val="18"/>
+        </w:rPr>
+        <w:t xml:space="preserve">  ·  </w:t>
+      </w:r>
+      <w:hyperlink r:id="rId10">
+        <w:r>
+          <w:rPr>
+            <w:color w:val="0563C1"/>
+            <w:u w:val="single"/>
+            <w:sz w:val="18"/>
+            <w:rFonts w:ascii="Calibri" w:hAnsi="Calibri"/>
+          </w:rPr>
+          <w:t xml:space="preserve">Закон РБ № 113‑З, ст. 22 (текст статьи)</w:t>
+        </w:r>
+      </w:hyperlink>
+      <w:r>
+        <w:rPr>
+          <w:rFonts w:ascii="Calibri" w:hAnsi="Calibri" w:eastAsia="Calibri"/>
+          <w:b w:val="0"/>
+          <w:i w:val="0"/>
+          <w:color w:val="535353"/>
+          <w:sz w:val="18"/>
+        </w:rPr>
+        <w:t xml:space="preserve">  ·  </w:t>
+      </w:r>
+      <w:hyperlink r:id="rId11">
+        <w:r>
+          <w:rPr>
+            <w:color w:val="0563C1"/>
+            <w:u w:val="single"/>
+            <w:sz w:val="18"/>
+            <w:rFonts w:ascii="Calibri" w:hAnsi="Calibri"/>
+          </w:rPr>
+          <w:t xml:space="preserve">ХПК РБ (pravo.by)</w:t>
+        </w:r>
+      </w:hyperlink>
+      <w:r>
+        <w:rPr>
+          <w:rFonts w:ascii="Calibri" w:hAnsi="Calibri" w:eastAsia="Calibri"/>
+          <w:b w:val="0"/>
+          <w:i w:val="0"/>
+          <w:color w:val="535353"/>
+          <w:sz w:val="18"/>
+        </w:rPr>
+        <w:t xml:space="preserve">  ·  </w:t>
+      </w:r>
+      <w:hyperlink r:id="rId12">
+        <w:r>
+          <w:rPr>
+            <w:color w:val="0563C1"/>
+            <w:u w:val="single"/>
+            <w:sz w:val="18"/>
+            <w:rFonts w:ascii="Calibri" w:hAnsi="Calibri"/>
+          </w:rPr>
+          <w:t xml:space="preserve">Ст. 84 ХПК РБ</w:t>
+        </w:r>
+      </w:hyperlink>
+      <w:r>
+        <w:rPr>
+          <w:rFonts w:ascii="Calibri" w:hAnsi="Calibri" w:eastAsia="Calibri"/>
+          <w:b w:val="0"/>
+          <w:i w:val="0"/>
+          <w:color w:val="535353"/>
+          <w:sz w:val="18"/>
+        </w:rPr>
+        <w:t xml:space="preserve">  ·  </w:t>
+      </w:r>
+      <w:hyperlink r:id="rId13">
+        <w:r>
+          <w:rPr>
+            <w:color w:val="0563C1"/>
+            <w:u w:val="single"/>
+            <w:sz w:val="18"/>
+            <w:rFonts w:ascii="Calibri" w:hAnsi="Calibri"/>
+          </w:rPr>
+          <w:t xml:space="preserve">Электронные доказательства в КГС с 01.01.2026</w:t>
+        </w:r>
+      </w:hyperlink>
     </w:p>
     <w:p>
       <w:pPr>
@@ -179,6 +866,7 @@
         <w:rPr>
           <w:rFonts w:ascii="Calibri" w:hAnsi="Calibri" w:eastAsia="Calibri"/>
           <w:b w:val="0"/>
+          <w:i w:val="0"/>
           <w:sz w:val="24"/>
         </w:rPr>
         <w:t>Юридическая сила электронного документа и подписи — прежде всего ФЗ от 06.04.2011 № 63‑ФЗ (ПЭП / УНЭП / УКЭП).</w:t>
@@ -192,6 +880,7 @@
         <w:rPr>
           <w:rFonts w:ascii="Calibri" w:hAnsi="Calibri" w:eastAsia="Calibri"/>
           <w:b w:val="0"/>
+          <w:i w:val="0"/>
           <w:sz w:val="24"/>
         </w:rPr>
         <w:t>B2B‑ЭДО (счета‑фактуры, УПД и др.) — через операторов ЭДО и отраслевые требования ФНС / Минфина.</w:t>
@@ -205,6 +894,7 @@
         <w:rPr>
           <w:rFonts w:ascii="Calibri" w:hAnsi="Calibri" w:eastAsia="Calibri"/>
           <w:b w:val="0"/>
+          <w:i w:val="0"/>
           <w:sz w:val="24"/>
         </w:rPr>
         <w:t>Кадровый ЭДО — ст. 22.1–22.3 ТК РФ (согласие работника, виды ЭП, исключения).</w:t>
@@ -218,6 +908,7 @@
         <w:rPr>
           <w:rFonts w:ascii="Calibri" w:hAnsi="Calibri" w:eastAsia="Calibri"/>
           <w:b w:val="0"/>
+          <w:i w:val="0"/>
           <w:sz w:val="24"/>
         </w:rPr>
         <w:t>Трансграничное признание иностранных ЭП — ст. 7 63‑ФЗ: международные договоры, соглашение сторон, существенная эквивалентность; в ЕАЭС — через службу доверенной третьей стороны (ДТС).</w:t>
@@ -231,10 +922,100 @@
         <w:rPr>
           <w:rFonts w:ascii="Calibri" w:hAnsi="Calibri" w:eastAsia="Calibri"/>
           <w:b w:val="0"/>
+          <w:i w:val="0"/>
           <w:sz w:val="24"/>
         </w:rPr>
         <w:t>С августа 2026: ФЗ от 04.08.2026 № 315‑ФЗ — правила УКЭП для международных (межправительственных) организаций и их филиалов/представительств в РФ; квалифицированный сертификат выдаёт УЦ ФНС России.</w:t>
       </w:r>
+    </w:p>
+    <w:p>
+      <w:pPr>
+        <w:spacing w:before="0" w:after="200"/>
+      </w:pPr>
+      <w:r>
+        <w:rPr>
+          <w:rFonts w:ascii="Calibri" w:hAnsi="Calibri" w:eastAsia="Calibri"/>
+          <w:b w:val="0"/>
+          <w:i/>
+          <w:color w:val="535353"/>
+          <w:sz w:val="18"/>
+        </w:rPr>
+        <w:t xml:space="preserve">Проверить: </w:t>
+      </w:r>
+      <w:hyperlink r:id="rId14">
+        <w:r>
+          <w:rPr>
+            <w:color w:val="0563C1"/>
+            <w:u w:val="single"/>
+            <w:sz w:val="18"/>
+            <w:rFonts w:ascii="Calibri" w:hAnsi="Calibri"/>
+          </w:rPr>
+          <w:t xml:space="preserve">ФЗ от 06.04.2011 № 63‑ФЗ «Об электронной подписи»</w:t>
+        </w:r>
+      </w:hyperlink>
+      <w:r>
+        <w:rPr>
+          <w:rFonts w:ascii="Calibri" w:hAnsi="Calibri" w:eastAsia="Calibri"/>
+          <w:b w:val="0"/>
+          <w:i w:val="0"/>
+          <w:color w:val="535353"/>
+          <w:sz w:val="18"/>
+        </w:rPr>
+        <w:t xml:space="preserve">  ·  </w:t>
+      </w:r>
+      <w:hyperlink r:id="rId15">
+        <w:r>
+          <w:rPr>
+            <w:color w:val="0563C1"/>
+            <w:u w:val="single"/>
+            <w:sz w:val="18"/>
+            <w:rFonts w:ascii="Calibri" w:hAnsi="Calibri"/>
+          </w:rPr>
+          <w:t xml:space="preserve">ТК РФ, ст. 22.1–22.3 (кадровый ЭДО)</w:t>
+        </w:r>
+      </w:hyperlink>
+      <w:r>
+        <w:rPr>
+          <w:rFonts w:ascii="Calibri" w:hAnsi="Calibri" w:eastAsia="Calibri"/>
+          <w:b w:val="0"/>
+          <w:i w:val="0"/>
+          <w:color w:val="535353"/>
+          <w:sz w:val="18"/>
+        </w:rPr>
+        <w:t xml:space="preserve">  ·  </w:t>
+      </w:r>
+      <w:hyperlink r:id="rId16">
+        <w:r>
+          <w:rPr>
+            <w:color w:val="0563C1"/>
+            <w:u w:val="single"/>
+            <w:sz w:val="18"/>
+            <w:rFonts w:ascii="Calibri" w:hAnsi="Calibri"/>
+          </w:rPr>
+          <w:t xml:space="preserve">ФЗ от 04.08.2026 № 315‑ФЗ (УКЭП международных организаций)</w:t>
+        </w:r>
+      </w:hyperlink>
+      <w:r>
+        <w:rPr>
+          <w:rFonts w:ascii="Calibri" w:hAnsi="Calibri" w:eastAsia="Calibri"/>
+          <w:b w:val="0"/>
+          <w:i w:val="0"/>
+          <w:color w:val="535353"/>
+          <w:sz w:val="18"/>
+        </w:rPr>
+        <w:t xml:space="preserve">  ·  </w:t>
+      </w:r>
+      <w:hyperlink r:id="rId17">
+        <w:r>
+          <w:rPr>
+            <w:color w:val="0563C1"/>
+            <w:u w:val="single"/>
+            <w:sz w:val="18"/>
+            <w:rFonts w:ascii="Calibri" w:hAnsi="Calibri"/>
+          </w:rPr>
+          <w:t xml:space="preserve">Решение Коллегии ЕЭК от 22.08.2023 № 120 (ДТС ЕАЭС)</w:t>
+        </w:r>
+      </w:hyperlink>
     </w:p>
     <w:p>
       <w:pPr>
@@ -244,11 +1025,12 @@
         <w:rPr>
           <w:rFonts w:ascii="Calibri" w:hAnsi="Calibri" w:eastAsia="Calibri"/>
           <w:b w:val="0"/>
+          <w:i w:val="0"/>
           <w:sz w:val="22"/>
         </w:rPr>
         <w:t xml:space="preserve">ФЗ от 06.04.2011 № 63‑ФЗ «Об электронной подписи»: </w:t>
       </w:r>
-      <w:hyperlink r:id="rId9">
+      <w:hyperlink r:id="rId14">
         <w:r>
           <w:rPr>
             <w:color w:val="0563C1"/>
@@ -268,11 +1050,12 @@
         <w:rPr>
           <w:rFonts w:ascii="Calibri" w:hAnsi="Calibri" w:eastAsia="Calibri"/>
           <w:b w:val="0"/>
+          <w:i w:val="0"/>
           <w:sz w:val="22"/>
         </w:rPr>
         <w:t xml:space="preserve">ТК РФ, ст. 22.1–22.3 (кадровый ЭДО): </w:t>
       </w:r>
-      <w:hyperlink r:id="rId10">
+      <w:hyperlink r:id="rId15">
         <w:r>
           <w:rPr>
             <w:color w:val="0563C1"/>
@@ -292,11 +1075,12 @@
         <w:rPr>
           <w:rFonts w:ascii="Calibri" w:hAnsi="Calibri" w:eastAsia="Calibri"/>
           <w:b w:val="0"/>
+          <w:i w:val="0"/>
           <w:sz w:val="22"/>
         </w:rPr>
         <w:t xml:space="preserve">ФЗ от 04.08.2026 № 315‑ФЗ (УКЭП международных организаций): </w:t>
       </w:r>
-      <w:hyperlink r:id="rId11">
+      <w:hyperlink r:id="rId16">
         <w:r>
           <w:rPr>
             <w:color w:val="0563C1"/>
@@ -323,14 +1107,15 @@
         <w:tblLook w:firstColumn="1" w:firstRow="1" w:lastColumn="0" w:lastRow="0" w:noHBand="0" w:noVBand="1" w:val="04A0"/>
       </w:tblPr>
       <w:tblGrid>
-        <w:gridCol w:w="3175"/>
-        <w:gridCol w:w="3175"/>
-        <w:gridCol w:w="3175"/>
+        <w:gridCol w:w="2381"/>
+        <w:gridCol w:w="2381"/>
+        <w:gridCol w:w="2381"/>
+        <w:gridCol w:w="2381"/>
       </w:tblGrid>
       <w:tr>
         <w:tc>
           <w:tcPr>
-            <w:tcW w:type="dxa" w:w="3175"/>
+            <w:tcW w:type="dxa" w:w="2381"/>
             <w:shd w:fill="1F4E79" w:val="clear"/>
           </w:tcPr>
           <w:p>
@@ -339,6 +1124,7 @@
               <w:rPr>
                 <w:rFonts w:ascii="Calibri" w:hAnsi="Calibri" w:eastAsia="Calibri"/>
                 <w:b/>
+                <w:i w:val="0"/>
                 <w:color w:val="FFFFFF"/>
                 <w:sz w:val="20"/>
               </w:rPr>
@@ -348,7 +1134,7 @@
         </w:tc>
         <w:tc>
           <w:tcPr>
-            <w:tcW w:type="dxa" w:w="3175"/>
+            <w:tcW w:type="dxa" w:w="2381"/>
             <w:shd w:fill="1F4E79" w:val="clear"/>
           </w:tcPr>
           <w:p>
@@ -357,6 +1143,7 @@
               <w:rPr>
                 <w:rFonts w:ascii="Calibri" w:hAnsi="Calibri" w:eastAsia="Calibri"/>
                 <w:b/>
+                <w:i w:val="0"/>
                 <w:color w:val="FFFFFF"/>
                 <w:sz w:val="20"/>
               </w:rPr>
@@ -366,7 +1153,7 @@
         </w:tc>
         <w:tc>
           <w:tcPr>
-            <w:tcW w:type="dxa" w:w="3175"/>
+            <w:tcW w:type="dxa" w:w="2381"/>
             <w:shd w:fill="1F4E79" w:val="clear"/>
           </w:tcPr>
           <w:p>
@@ -375,6 +1162,7 @@
               <w:rPr>
                 <w:rFonts w:ascii="Calibri" w:hAnsi="Calibri" w:eastAsia="Calibri"/>
                 <w:b/>
+                <w:i w:val="0"/>
                 <w:color w:val="FFFFFF"/>
                 <w:sz w:val="20"/>
               </w:rPr>
@@ -382,11 +1170,10 @@
             </w:r>
           </w:p>
         </w:tc>
-      </w:tr>
-      <w:tr>
         <w:tc>
           <w:tcPr>
-            <w:tcW w:type="dxa" w:w="3175"/>
+            <w:tcW w:type="dxa" w:w="2381"/>
+            <w:shd w:fill="1F4E79" w:val="clear"/>
           </w:tcPr>
           <w:p>
             <w:r/>
@@ -394,6 +1181,27 @@
               <w:rPr>
                 <w:rFonts w:ascii="Calibri" w:hAnsi="Calibri" w:eastAsia="Calibri"/>
                 <w:b/>
+                <w:i w:val="0"/>
+                <w:color w:val="FFFFFF"/>
+                <w:sz w:val="20"/>
+              </w:rPr>
+              <w:t>Проверить</w:t>
+            </w:r>
+          </w:p>
+        </w:tc>
+      </w:tr>
+      <w:tr>
+        <w:tc>
+          <w:tcPr>
+            <w:tcW w:type="dxa" w:w="2381"/>
+          </w:tcPr>
+          <w:p>
+            <w:r/>
+            <w:r>
+              <w:rPr>
+                <w:rFonts w:ascii="Calibri" w:hAnsi="Calibri" w:eastAsia="Calibri"/>
+                <w:b/>
+                <w:i w:val="0"/>
                 <w:sz w:val="20"/>
               </w:rPr>
               <w:t>Юридическая сила</w:t>
@@ -402,7 +1210,7 @@
         </w:tc>
         <w:tc>
           <w:tcPr>
-            <w:tcW w:type="dxa" w:w="3175"/>
+            <w:tcW w:type="dxa" w:w="2381"/>
           </w:tcPr>
           <w:p>
             <w:r/>
@@ -410,6 +1218,7 @@
               <w:rPr>
                 <w:rFonts w:ascii="Calibri" w:hAnsi="Calibri" w:eastAsia="Calibri"/>
                 <w:b w:val="0"/>
+                <w:i w:val="0"/>
                 <w:sz w:val="20"/>
               </w:rPr>
               <w:t>Электронный документ с ЭЦП приравнивается к бумажному с собственноручной подписью (ст. 22 Закона 113‑З)</w:t>
@@ -418,7 +1227,7 @@
         </w:tc>
         <w:tc>
           <w:tcPr>
-            <w:tcW w:type="dxa" w:w="3175"/>
+            <w:tcW w:type="dxa" w:w="2381"/>
           </w:tcPr>
           <w:p>
             <w:r/>
@@ -426,17 +1235,37 @@
               <w:rPr>
                 <w:rFonts w:ascii="Calibri" w:hAnsi="Calibri" w:eastAsia="Calibri"/>
                 <w:b w:val="0"/>
+                <w:i w:val="0"/>
                 <w:sz w:val="20"/>
               </w:rPr>
               <w:t>Эл. документ с ЭП признаётся при соблюдении вида подписи и закона/соглашения (63‑ФЗ)</w:t>
             </w:r>
           </w:p>
         </w:tc>
+        <w:tc>
+          <w:tcPr>
+            <w:tcW w:type="dxa" w:w="2381"/>
+          </w:tcPr>
+          <w:p>
+            <w:r/>
+            <w:hyperlink r:id="rId9">
+              <w:r>
+                <w:rPr>
+                  <w:color w:val="0563C1"/>
+                  <w:u w:val="single"/>
+                  <w:sz w:val="18"/>
+                  <w:rFonts w:ascii="Calibri" w:hAnsi="Calibri"/>
+                </w:rPr>
+                <w:t xml:space="preserve">Закон РБ № 113‑З (pravo.by)</w:t>
+              </w:r>
+            </w:hyperlink>
+          </w:p>
+        </w:tc>
       </w:tr>
       <w:tr>
         <w:tc>
           <w:tcPr>
-            <w:tcW w:type="dxa" w:w="3175"/>
+            <w:tcW w:type="dxa" w:w="2381"/>
           </w:tcPr>
           <w:p>
             <w:r/>
@@ -444,6 +1273,7 @@
               <w:rPr>
                 <w:rFonts w:ascii="Calibri" w:hAnsi="Calibri" w:eastAsia="Calibri"/>
                 <w:b/>
+                <w:i w:val="0"/>
                 <w:sz w:val="20"/>
               </w:rPr>
               <w:t>Модель подписи</w:t>
@@ -452,7 +1282,7 @@
         </w:tc>
         <w:tc>
           <w:tcPr>
-            <w:tcW w:type="dxa" w:w="3175"/>
+            <w:tcW w:type="dxa" w:w="2381"/>
           </w:tcPr>
           <w:p>
             <w:r/>
@@ -460,6 +1290,7 @@
               <w:rPr>
                 <w:rFonts w:ascii="Calibri" w:hAnsi="Calibri" w:eastAsia="Calibri"/>
                 <w:b w:val="0"/>
+                <w:i w:val="0"/>
                 <w:sz w:val="20"/>
               </w:rPr>
               <w:t>ЭЦП (государственная PKI), близка к российской УКЭП; «иной аналог собственноручной подписи» тоже упоминается в ХПК</w:t>
@@ -468,7 +1299,7 @@
         </w:tc>
         <w:tc>
           <w:tcPr>
-            <w:tcW w:type="dxa" w:w="3175"/>
+            <w:tcW w:type="dxa" w:w="2381"/>
           </w:tcPr>
           <w:p>
             <w:r/>
@@ -476,17 +1307,37 @@
               <w:rPr>
                 <w:rFonts w:ascii="Calibri" w:hAnsi="Calibri" w:eastAsia="Calibri"/>
                 <w:b w:val="0"/>
+                <w:i w:val="0"/>
                 <w:sz w:val="20"/>
               </w:rPr>
               <w:t>ПЭП / УНЭП / УКЭП</w:t>
             </w:r>
           </w:p>
         </w:tc>
+        <w:tc>
+          <w:tcPr>
+            <w:tcW w:type="dxa" w:w="2381"/>
+          </w:tcPr>
+          <w:p>
+            <w:r/>
+            <w:hyperlink r:id="rId14">
+              <w:r>
+                <w:rPr>
+                  <w:color w:val="0563C1"/>
+                  <w:u w:val="single"/>
+                  <w:sz w:val="18"/>
+                  <w:rFonts w:ascii="Calibri" w:hAnsi="Calibri"/>
+                </w:rPr>
+                <w:t xml:space="preserve">ФЗ от 06.04.2011 № 63‑ФЗ «Об электронной подписи»</w:t>
+              </w:r>
+            </w:hyperlink>
+          </w:p>
+        </w:tc>
       </w:tr>
       <w:tr>
         <w:tc>
           <w:tcPr>
-            <w:tcW w:type="dxa" w:w="3175"/>
+            <w:tcW w:type="dxa" w:w="2381"/>
           </w:tcPr>
           <w:p>
             <w:r/>
@@ -494,6 +1345,7 @@
               <w:rPr>
                 <w:rFonts w:ascii="Calibri" w:hAnsi="Calibri" w:eastAsia="Calibri"/>
                 <w:b/>
+                <w:i w:val="0"/>
                 <w:sz w:val="20"/>
               </w:rPr>
               <w:t>Инфраструктура доверия</w:t>
@@ -502,7 +1354,7 @@
         </w:tc>
         <w:tc>
           <w:tcPr>
-            <w:tcW w:type="dxa" w:w="3175"/>
+            <w:tcW w:type="dxa" w:w="2381"/>
           </w:tcPr>
           <w:p>
             <w:r/>
@@ -510,6 +1362,7 @@
               <w:rPr>
                 <w:rFonts w:ascii="Calibri" w:hAnsi="Calibri" w:eastAsia="Calibri"/>
                 <w:b w:val="0"/>
+                <w:i w:val="0"/>
                 <w:sz w:val="20"/>
               </w:rPr>
               <w:t>Государственная инфраструктура ЭЦП / удостоверяющие центры; СМДО для гособмена</w:t>
@@ -518,7 +1371,7 @@
         </w:tc>
         <w:tc>
           <w:tcPr>
-            <w:tcW w:type="dxa" w:w="3175"/>
+            <w:tcW w:type="dxa" w:w="2381"/>
           </w:tcPr>
           <w:p>
             <w:r/>
@@ -526,17 +1379,37 @@
               <w:rPr>
                 <w:rFonts w:ascii="Calibri" w:hAnsi="Calibri" w:eastAsia="Calibri"/>
                 <w:b w:val="0"/>
+                <w:i w:val="0"/>
                 <w:sz w:val="20"/>
               </w:rPr>
               <w:t>Аккредитованные УЦ, операторы ЭДО, УЦ ФНС</w:t>
             </w:r>
           </w:p>
         </w:tc>
+        <w:tc>
+          <w:tcPr>
+            <w:tcW w:type="dxa" w:w="2381"/>
+          </w:tcPr>
+          <w:p>
+            <w:r/>
+            <w:hyperlink r:id="rId9">
+              <w:r>
+                <w:rPr>
+                  <w:color w:val="0563C1"/>
+                  <w:u w:val="single"/>
+                  <w:sz w:val="18"/>
+                  <w:rFonts w:ascii="Calibri" w:hAnsi="Calibri"/>
+                </w:rPr>
+                <w:t xml:space="preserve">Закон РБ № 113‑З (pravo.by)</w:t>
+              </w:r>
+            </w:hyperlink>
+          </w:p>
+        </w:tc>
       </w:tr>
       <w:tr>
         <w:tc>
           <w:tcPr>
-            <w:tcW w:type="dxa" w:w="3175"/>
+            <w:tcW w:type="dxa" w:w="2381"/>
           </w:tcPr>
           <w:p>
             <w:r/>
@@ -544,6 +1417,7 @@
               <w:rPr>
                 <w:rFonts w:ascii="Calibri" w:hAnsi="Calibri" w:eastAsia="Calibri"/>
                 <w:b/>
+                <w:i w:val="0"/>
                 <w:sz w:val="20"/>
               </w:rPr>
               <w:t>Трансграничность</w:t>
@@ -552,7 +1426,7 @@
         </w:tc>
         <w:tc>
           <w:tcPr>
-            <w:tcW w:type="dxa" w:w="3175"/>
+            <w:tcW w:type="dxa" w:w="2381"/>
           </w:tcPr>
           <w:p>
             <w:r/>
@@ -560,6 +1434,7 @@
               <w:rPr>
                 <w:rFonts w:ascii="Calibri" w:hAnsi="Calibri" w:eastAsia="Calibri"/>
                 <w:b w:val="0"/>
+                <w:i w:val="0"/>
                 <w:sz w:val="20"/>
               </w:rPr>
               <w:t>ЕАЭС: взаимное признание через механизмы Союза (в т.ч. ДТС по Решению ЕЭК № 120 — общий контур с РФ)</w:t>
@@ -568,7 +1443,7 @@
         </w:tc>
         <w:tc>
           <w:tcPr>
-            <w:tcW w:type="dxa" w:w="3175"/>
+            <w:tcW w:type="dxa" w:w="2381"/>
           </w:tcPr>
           <w:p>
             <w:r/>
@@ -576,10 +1451,30 @@
               <w:rPr>
                 <w:rFonts w:ascii="Calibri" w:hAnsi="Calibri" w:eastAsia="Calibri"/>
                 <w:b w:val="0"/>
+                <w:i w:val="0"/>
                 <w:sz w:val="20"/>
               </w:rPr>
               <w:t>Ст. 7 63‑ФЗ, договоры, ДТС ЕАЭС; 315‑ФЗ — УКЭП международных организаций</w:t>
             </w:r>
+          </w:p>
+        </w:tc>
+        <w:tc>
+          <w:tcPr>
+            <w:tcW w:type="dxa" w:w="2381"/>
+          </w:tcPr>
+          <w:p>
+            <w:r/>
+            <w:hyperlink r:id="rId14">
+              <w:r>
+                <w:rPr>
+                  <w:color w:val="0563C1"/>
+                  <w:u w:val="single"/>
+                  <w:sz w:val="18"/>
+                  <w:rFonts w:ascii="Calibri" w:hAnsi="Calibri"/>
+                </w:rPr>
+                <w:t xml:space="preserve">Ст. 7 63‑ФЗ — признание иностранных электронных подписей</w:t>
+              </w:r>
+            </w:hyperlink>
           </w:p>
         </w:tc>
       </w:tr>
@@ -593,6 +1488,7 @@
         <w:rPr>
           <w:rFonts w:ascii="Calibri" w:hAnsi="Calibri" w:eastAsia="Calibri"/>
           <w:b w:val="0"/>
+          <w:i w:val="0"/>
           <w:sz w:val="24"/>
         </w:rPr>
         <w:t>Сходство: PKI, ЭЦП ≈ УКЭП, отдельный закон об электронном документе.</w:t>
@@ -606,6 +1502,7 @@
         <w:rPr>
           <w:rFonts w:ascii="Calibri" w:hAnsi="Calibri" w:eastAsia="Calibri"/>
           <w:b w:val="0"/>
+          <w:i w:val="0"/>
           <w:sz w:val="24"/>
         </w:rPr>
         <w:t>Отличие: в Беларуси нет трёхуровневой лестницы подписи как в 63‑ФЗ / eIDAS.</w:t>
@@ -619,6 +1516,7 @@
         <w:rPr>
           <w:rFonts w:ascii="Calibri" w:hAnsi="Calibri" w:eastAsia="Calibri"/>
           <w:b w:val="0"/>
+          <w:i w:val="0"/>
           <w:sz w:val="24"/>
         </w:rPr>
         <w:t>Отличие: процессуальный кодекс прямо называет электронные документы письменными доказательствами; в РФ это распределено по АПК/ГПК и судебной практике.</w:t>
@@ -632,10 +1530,163 @@
         <w:rPr>
           <w:rFonts w:ascii="Calibri" w:hAnsi="Calibri" w:eastAsia="Calibri"/>
           <w:b w:val="0"/>
+          <w:i w:val="0"/>
           <w:sz w:val="24"/>
         </w:rPr>
         <w:t>Главное для НИР: при сходной модели ЭП Беларусь легализовала электронные журналы инструктажей, РФ — исключила их из КЭДО.</w:t>
       </w:r>
+    </w:p>
+    <w:p>
+      <w:pPr>
+        <w:spacing w:before="0" w:after="200"/>
+      </w:pPr>
+      <w:r>
+        <w:rPr>
+          <w:rFonts w:ascii="Calibri" w:hAnsi="Calibri" w:eastAsia="Calibri"/>
+          <w:b w:val="0"/>
+          <w:i/>
+          <w:color w:val="535353"/>
+          <w:sz w:val="18"/>
+        </w:rPr>
+        <w:t xml:space="preserve">Проверить: </w:t>
+      </w:r>
+      <w:hyperlink r:id="rId9">
+        <w:r>
+          <w:rPr>
+            <w:color w:val="0563C1"/>
+            <w:u w:val="single"/>
+            <w:sz w:val="18"/>
+            <w:rFonts w:ascii="Calibri" w:hAnsi="Calibri"/>
+          </w:rPr>
+          <w:t xml:space="preserve">Закон РБ № 113‑З (pravo.by)</w:t>
+        </w:r>
+      </w:hyperlink>
+      <w:r>
+        <w:rPr>
+          <w:rFonts w:ascii="Calibri" w:hAnsi="Calibri" w:eastAsia="Calibri"/>
+          <w:b w:val="0"/>
+          <w:i w:val="0"/>
+          <w:color w:val="535353"/>
+          <w:sz w:val="18"/>
+        </w:rPr>
+        <w:t xml:space="preserve">  ·  </w:t>
+      </w:r>
+      <w:hyperlink r:id="rId10">
+        <w:r>
+          <w:rPr>
+            <w:color w:val="0563C1"/>
+            <w:u w:val="single"/>
+            <w:sz w:val="18"/>
+            <w:rFonts w:ascii="Calibri" w:hAnsi="Calibri"/>
+          </w:rPr>
+          <w:t xml:space="preserve">Закон РБ № 113‑З, ст. 22 (текст статьи)</w:t>
+        </w:r>
+      </w:hyperlink>
+      <w:r>
+        <w:rPr>
+          <w:rFonts w:ascii="Calibri" w:hAnsi="Calibri" w:eastAsia="Calibri"/>
+          <w:b w:val="0"/>
+          <w:i w:val="0"/>
+          <w:color w:val="535353"/>
+          <w:sz w:val="18"/>
+        </w:rPr>
+        <w:t xml:space="preserve">  ·  </w:t>
+      </w:r>
+      <w:hyperlink r:id="rId11">
+        <w:r>
+          <w:rPr>
+            <w:color w:val="0563C1"/>
+            <w:u w:val="single"/>
+            <w:sz w:val="18"/>
+            <w:rFonts w:ascii="Calibri" w:hAnsi="Calibri"/>
+          </w:rPr>
+          <w:t xml:space="preserve">ХПК РБ (pravo.by)</w:t>
+        </w:r>
+      </w:hyperlink>
+      <w:r>
+        <w:rPr>
+          <w:rFonts w:ascii="Calibri" w:hAnsi="Calibri" w:eastAsia="Calibri"/>
+          <w:b w:val="0"/>
+          <w:i w:val="0"/>
+          <w:color w:val="535353"/>
+          <w:sz w:val="18"/>
+        </w:rPr>
+        <w:t xml:space="preserve">  ·  </w:t>
+      </w:r>
+      <w:hyperlink r:id="rId12">
+        <w:r>
+          <w:rPr>
+            <w:color w:val="0563C1"/>
+            <w:u w:val="single"/>
+            <w:sz w:val="18"/>
+            <w:rFonts w:ascii="Calibri" w:hAnsi="Calibri"/>
+          </w:rPr>
+          <w:t xml:space="preserve">Ст. 84 ХПК РБ</w:t>
+        </w:r>
+      </w:hyperlink>
+      <w:r>
+        <w:rPr>
+          <w:rFonts w:ascii="Calibri" w:hAnsi="Calibri" w:eastAsia="Calibri"/>
+          <w:b w:val="0"/>
+          <w:i w:val="0"/>
+          <w:color w:val="535353"/>
+          <w:sz w:val="18"/>
+        </w:rPr>
+        <w:t xml:space="preserve">  ·  </w:t>
+      </w:r>
+      <w:hyperlink r:id="rId13">
+        <w:r>
+          <w:rPr>
+            <w:color w:val="0563C1"/>
+            <w:u w:val="single"/>
+            <w:sz w:val="18"/>
+            <w:rFonts w:ascii="Calibri" w:hAnsi="Calibri"/>
+          </w:rPr>
+          <w:t xml:space="preserve">Электронные доказательства в КГС с 01.01.2026</w:t>
+        </w:r>
+      </w:hyperlink>
+      <w:r>
+        <w:rPr>
+          <w:rFonts w:ascii="Calibri" w:hAnsi="Calibri" w:eastAsia="Calibri"/>
+          <w:b w:val="0"/>
+          <w:i w:val="0"/>
+          <w:color w:val="535353"/>
+          <w:sz w:val="18"/>
+        </w:rPr>
+        <w:t xml:space="preserve">  ·  </w:t>
+      </w:r>
+      <w:hyperlink r:id="rId14">
+        <w:r>
+          <w:rPr>
+            <w:color w:val="0563C1"/>
+            <w:u w:val="single"/>
+            <w:sz w:val="18"/>
+            <w:rFonts w:ascii="Calibri" w:hAnsi="Calibri"/>
+          </w:rPr>
+          <w:t xml:space="preserve">ФЗ от 06.04.2011 № 63‑ФЗ «Об электронной подписи»</w:t>
+        </w:r>
+      </w:hyperlink>
+      <w:r>
+        <w:rPr>
+          <w:rFonts w:ascii="Calibri" w:hAnsi="Calibri" w:eastAsia="Calibri"/>
+          <w:b w:val="0"/>
+          <w:i w:val="0"/>
+          <w:color w:val="535353"/>
+          <w:sz w:val="18"/>
+        </w:rPr>
+        <w:t xml:space="preserve">  ·  </w:t>
+      </w:r>
+      <w:hyperlink r:id="rId15">
+        <w:r>
+          <w:rPr>
+            <w:color w:val="0563C1"/>
+            <w:u w:val="single"/>
+            <w:sz w:val="18"/>
+            <w:rFonts w:ascii="Calibri" w:hAnsi="Calibri"/>
+          </w:rPr>
+          <w:t xml:space="preserve">ТК РФ, ст. 22.1–22.3 (кадровый ЭДО)</w:t>
+        </w:r>
+      </w:hyperlink>
     </w:p>
     <w:p>
       <w:pPr>
@@ -653,6 +1704,7 @@
         <w:rPr>
           <w:rFonts w:ascii="Calibri" w:hAnsi="Calibri" w:eastAsia="Calibri"/>
           <w:b w:val="0"/>
+          <w:i w:val="0"/>
           <w:sz w:val="24"/>
         </w:rPr>
         <w:t>Прямая норма о допустимости электронных документов как письменных доказательств (как ст. 84 ХПК) — снижает споры «скан не документ».</w:t>
@@ -666,10 +1718,142 @@
         <w:rPr>
           <w:rFonts w:ascii="Calibri" w:hAnsi="Calibri" w:eastAsia="Calibri"/>
           <w:b w:val="0"/>
+          <w:i w:val="0"/>
           <w:sz w:val="24"/>
         </w:rPr>
         <w:t>Развести «электронный документ с ЭЦП» и «файл, посланный на почту» (белорусский опыт 2026 г. по e‑court).</w:t>
       </w:r>
+    </w:p>
+    <w:p>
+      <w:pPr>
+        <w:spacing w:before="0" w:after="200"/>
+      </w:pPr>
+      <w:r>
+        <w:rPr>
+          <w:rFonts w:ascii="Calibri" w:hAnsi="Calibri" w:eastAsia="Calibri"/>
+          <w:b w:val="0"/>
+          <w:i/>
+          <w:color w:val="535353"/>
+          <w:sz w:val="18"/>
+        </w:rPr>
+        <w:t xml:space="preserve">Проверить: </w:t>
+      </w:r>
+      <w:hyperlink r:id="rId9">
+        <w:r>
+          <w:rPr>
+            <w:color w:val="0563C1"/>
+            <w:u w:val="single"/>
+            <w:sz w:val="18"/>
+            <w:rFonts w:ascii="Calibri" w:hAnsi="Calibri"/>
+          </w:rPr>
+          <w:t xml:space="preserve">Закон РБ № 113‑З (pravo.by)</w:t>
+        </w:r>
+      </w:hyperlink>
+      <w:r>
+        <w:rPr>
+          <w:rFonts w:ascii="Calibri" w:hAnsi="Calibri" w:eastAsia="Calibri"/>
+          <w:b w:val="0"/>
+          <w:i w:val="0"/>
+          <w:color w:val="535353"/>
+          <w:sz w:val="18"/>
+        </w:rPr>
+        <w:t xml:space="preserve">  ·  </w:t>
+      </w:r>
+      <w:hyperlink r:id="rId10">
+        <w:r>
+          <w:rPr>
+            <w:color w:val="0563C1"/>
+            <w:u w:val="single"/>
+            <w:sz w:val="18"/>
+            <w:rFonts w:ascii="Calibri" w:hAnsi="Calibri"/>
+          </w:rPr>
+          <w:t xml:space="preserve">Закон РБ № 113‑З, ст. 22 (текст статьи)</w:t>
+        </w:r>
+      </w:hyperlink>
+      <w:r>
+        <w:rPr>
+          <w:rFonts w:ascii="Calibri" w:hAnsi="Calibri" w:eastAsia="Calibri"/>
+          <w:b w:val="0"/>
+          <w:i w:val="0"/>
+          <w:color w:val="535353"/>
+          <w:sz w:val="18"/>
+        </w:rPr>
+        <w:t xml:space="preserve">  ·  </w:t>
+      </w:r>
+      <w:hyperlink r:id="rId11">
+        <w:r>
+          <w:rPr>
+            <w:color w:val="0563C1"/>
+            <w:u w:val="single"/>
+            <w:sz w:val="18"/>
+            <w:rFonts w:ascii="Calibri" w:hAnsi="Calibri"/>
+          </w:rPr>
+          <w:t xml:space="preserve">ХПК РБ (pravo.by)</w:t>
+        </w:r>
+      </w:hyperlink>
+      <w:r>
+        <w:rPr>
+          <w:rFonts w:ascii="Calibri" w:hAnsi="Calibri" w:eastAsia="Calibri"/>
+          <w:b w:val="0"/>
+          <w:i w:val="0"/>
+          <w:color w:val="535353"/>
+          <w:sz w:val="18"/>
+        </w:rPr>
+        <w:t xml:space="preserve">  ·  </w:t>
+      </w:r>
+      <w:hyperlink r:id="rId12">
+        <w:r>
+          <w:rPr>
+            <w:color w:val="0563C1"/>
+            <w:u w:val="single"/>
+            <w:sz w:val="18"/>
+            <w:rFonts w:ascii="Calibri" w:hAnsi="Calibri"/>
+          </w:rPr>
+          <w:t xml:space="preserve">Ст. 84 ХПК РБ</w:t>
+        </w:r>
+      </w:hyperlink>
+      <w:r>
+        <w:rPr>
+          <w:rFonts w:ascii="Calibri" w:hAnsi="Calibri" w:eastAsia="Calibri"/>
+          <w:b w:val="0"/>
+          <w:i w:val="0"/>
+          <w:color w:val="535353"/>
+          <w:sz w:val="18"/>
+        </w:rPr>
+        <w:t xml:space="preserve">  ·  </w:t>
+      </w:r>
+      <w:hyperlink r:id="rId13">
+        <w:r>
+          <w:rPr>
+            <w:color w:val="0563C1"/>
+            <w:u w:val="single"/>
+            <w:sz w:val="18"/>
+            <w:rFonts w:ascii="Calibri" w:hAnsi="Calibri"/>
+          </w:rPr>
+          <w:t xml:space="preserve">Электронные доказательства в КГС с 01.01.2026</w:t>
+        </w:r>
+      </w:hyperlink>
+      <w:r>
+        <w:rPr>
+          <w:rFonts w:ascii="Calibri" w:hAnsi="Calibri" w:eastAsia="Calibri"/>
+          <w:b w:val="0"/>
+          <w:i w:val="0"/>
+          <w:color w:val="535353"/>
+          <w:sz w:val="18"/>
+        </w:rPr>
+        <w:t xml:space="preserve">  ·  </w:t>
+      </w:r>
+      <w:hyperlink r:id="rId15">
+        <w:r>
+          <w:rPr>
+            <w:color w:val="0563C1"/>
+            <w:u w:val="single"/>
+            <w:sz w:val="18"/>
+            <w:rFonts w:ascii="Calibri" w:hAnsi="Calibri"/>
+          </w:rPr>
+          <w:t xml:space="preserve">ТК РФ, ст. 22.1–22.3 (кадровый ЭДО)</w:t>
+        </w:r>
+      </w:hyperlink>
     </w:p>
     <w:p>
       <w:pPr>
@@ -687,10 +1871,121 @@
         <w:rPr>
           <w:rFonts w:ascii="Calibri" w:hAnsi="Calibri" w:eastAsia="Calibri"/>
           <w:b w:val="0"/>
+          <w:i w:val="0"/>
           <w:sz w:val="24"/>
         </w:rPr>
         <w:t>Не сводить весь ЭДО только к государственной ЭЦП, если для массовых инструктажей достаточно идентификации + метки времени (это как раз путь п. 35 Инструкции № 175).</w:t>
       </w:r>
+    </w:p>
+    <w:p>
+      <w:pPr>
+        <w:spacing w:before="0" w:after="200"/>
+      </w:pPr>
+      <w:r>
+        <w:rPr>
+          <w:rFonts w:ascii="Calibri" w:hAnsi="Calibri" w:eastAsia="Calibri"/>
+          <w:b w:val="0"/>
+          <w:i/>
+          <w:color w:val="535353"/>
+          <w:sz w:val="18"/>
+        </w:rPr>
+        <w:t xml:space="preserve">Проверить: </w:t>
+      </w:r>
+      <w:hyperlink r:id="rId9">
+        <w:r>
+          <w:rPr>
+            <w:color w:val="0563C1"/>
+            <w:u w:val="single"/>
+            <w:sz w:val="18"/>
+            <w:rFonts w:ascii="Calibri" w:hAnsi="Calibri"/>
+          </w:rPr>
+          <w:t xml:space="preserve">Закон РБ № 113‑З (pravo.by)</w:t>
+        </w:r>
+      </w:hyperlink>
+      <w:r>
+        <w:rPr>
+          <w:rFonts w:ascii="Calibri" w:hAnsi="Calibri" w:eastAsia="Calibri"/>
+          <w:b w:val="0"/>
+          <w:i w:val="0"/>
+          <w:color w:val="535353"/>
+          <w:sz w:val="18"/>
+        </w:rPr>
+        <w:t xml:space="preserve">  ·  </w:t>
+      </w:r>
+      <w:hyperlink r:id="rId10">
+        <w:r>
+          <w:rPr>
+            <w:color w:val="0563C1"/>
+            <w:u w:val="single"/>
+            <w:sz w:val="18"/>
+            <w:rFonts w:ascii="Calibri" w:hAnsi="Calibri"/>
+          </w:rPr>
+          <w:t xml:space="preserve">Закон РБ № 113‑З, ст. 22 (текст статьи)</w:t>
+        </w:r>
+      </w:hyperlink>
+      <w:r>
+        <w:rPr>
+          <w:rFonts w:ascii="Calibri" w:hAnsi="Calibri" w:eastAsia="Calibri"/>
+          <w:b w:val="0"/>
+          <w:i w:val="0"/>
+          <w:color w:val="535353"/>
+          <w:sz w:val="18"/>
+        </w:rPr>
+        <w:t xml:space="preserve">  ·  </w:t>
+      </w:r>
+      <w:hyperlink r:id="rId11">
+        <w:r>
+          <w:rPr>
+            <w:color w:val="0563C1"/>
+            <w:u w:val="single"/>
+            <w:sz w:val="18"/>
+            <w:rFonts w:ascii="Calibri" w:hAnsi="Calibri"/>
+          </w:rPr>
+          <w:t xml:space="preserve">ХПК РБ (pravo.by)</w:t>
+        </w:r>
+      </w:hyperlink>
+      <w:r>
+        <w:rPr>
+          <w:rFonts w:ascii="Calibri" w:hAnsi="Calibri" w:eastAsia="Calibri"/>
+          <w:b w:val="0"/>
+          <w:i w:val="0"/>
+          <w:color w:val="535353"/>
+          <w:sz w:val="18"/>
+        </w:rPr>
+        <w:t xml:space="preserve">  ·  </w:t>
+      </w:r>
+      <w:hyperlink r:id="rId12">
+        <w:r>
+          <w:rPr>
+            <w:color w:val="0563C1"/>
+            <w:u w:val="single"/>
+            <w:sz w:val="18"/>
+            <w:rFonts w:ascii="Calibri" w:hAnsi="Calibri"/>
+          </w:rPr>
+          <w:t xml:space="preserve">Ст. 84 ХПК РБ</w:t>
+        </w:r>
+      </w:hyperlink>
+      <w:r>
+        <w:rPr>
+          <w:rFonts w:ascii="Calibri" w:hAnsi="Calibri" w:eastAsia="Calibri"/>
+          <w:b w:val="0"/>
+          <w:i w:val="0"/>
+          <w:color w:val="535353"/>
+          <w:sz w:val="18"/>
+        </w:rPr>
+        <w:t xml:space="preserve">  ·  </w:t>
+      </w:r>
+      <w:hyperlink r:id="rId13">
+        <w:r>
+          <w:rPr>
+            <w:color w:val="0563C1"/>
+            <w:u w:val="single"/>
+            <w:sz w:val="18"/>
+            <w:rFonts w:ascii="Calibri" w:hAnsi="Calibri"/>
+          </w:rPr>
+          <w:t xml:space="preserve">Электронные доказательства в КГС с 01.01.2026</w:t>
+        </w:r>
+      </w:hyperlink>
     </w:p>
     <w:p>
       <w:pPr>
@@ -708,11 +2003,37 @@
         <w:rPr>
           <w:rFonts w:ascii="Calibri" w:hAnsi="Calibri" w:eastAsia="Calibri"/>
           <w:b w:val="0"/>
+          <w:i w:val="0"/>
           <w:sz w:val="22"/>
         </w:rPr>
-        <w:t xml:space="preserve">Закон РБ № 113‑З, ст. 22: </w:t>
+        <w:t xml:space="preserve">Закон РБ № 113‑З (pravo.by): </w:t>
       </w:r>
-      <w:hyperlink r:id="rId12">
+      <w:hyperlink r:id="rId9">
+        <w:r>
+          <w:rPr>
+            <w:color w:val="0563C1"/>
+            <w:u w:val="single"/>
+            <w:sz w:val="22"/>
+            <w:rFonts w:ascii="Calibri" w:hAnsi="Calibri"/>
+          </w:rPr>
+          <w:t xml:space="preserve">https://pravo.by/document/?guid=3871&amp;p0=H10900113</w:t>
+        </w:r>
+      </w:hyperlink>
+    </w:p>
+    <w:p>
+      <w:pPr>
+        <w:pStyle w:val="ListBullet"/>
+      </w:pPr>
+      <w:r>
+        <w:rPr>
+          <w:rFonts w:ascii="Calibri" w:hAnsi="Calibri" w:eastAsia="Calibri"/>
+          <w:b w:val="0"/>
+          <w:i w:val="0"/>
+          <w:sz w:val="22"/>
+        </w:rPr>
+        <w:t xml:space="preserve">Закон РБ № 113‑З, ст. 22 (текст статьи): </w:t>
+      </w:r>
+      <w:hyperlink r:id="rId10">
         <w:r>
           <w:rPr>
             <w:color w:val="0563C1"/>
@@ -732,11 +2053,37 @@
         <w:rPr>
           <w:rFonts w:ascii="Calibri" w:hAnsi="Calibri" w:eastAsia="Calibri"/>
           <w:b w:val="0"/>
+          <w:i w:val="0"/>
+          <w:sz w:val="22"/>
+        </w:rPr>
+        <w:t xml:space="preserve">ХПК РБ (pravo.by): </w:t>
+      </w:r>
+      <w:hyperlink r:id="rId11">
+        <w:r>
+          <w:rPr>
+            <w:color w:val="0563C1"/>
+            <w:u w:val="single"/>
+            <w:sz w:val="22"/>
+            <w:rFonts w:ascii="Calibri" w:hAnsi="Calibri"/>
+          </w:rPr>
+          <w:t xml:space="preserve">https://pravo.by/document/?guid=3871&amp;p0=Hk9800219</w:t>
+        </w:r>
+      </w:hyperlink>
+    </w:p>
+    <w:p>
+      <w:pPr>
+        <w:pStyle w:val="ListBullet"/>
+      </w:pPr>
+      <w:r>
+        <w:rPr>
+          <w:rFonts w:ascii="Calibri" w:hAnsi="Calibri" w:eastAsia="Calibri"/>
+          <w:b w:val="0"/>
+          <w:i w:val="0"/>
           <w:sz w:val="22"/>
         </w:rPr>
         <w:t xml:space="preserve">Ст. 84 ХПК РБ: </w:t>
       </w:r>
-      <w:hyperlink r:id="rId13">
+      <w:hyperlink r:id="rId12">
         <w:r>
           <w:rPr>
             <w:color w:val="0563C1"/>
@@ -756,11 +2103,12 @@
         <w:rPr>
           <w:rFonts w:ascii="Calibri" w:hAnsi="Calibri" w:eastAsia="Calibri"/>
           <w:b w:val="0"/>
+          <w:i w:val="0"/>
           <w:sz w:val="22"/>
         </w:rPr>
         <w:t xml:space="preserve">Электронные доказательства в КГС с 01.01.2026: </w:t>
       </w:r>
-      <w:hyperlink r:id="rId14">
+      <w:hyperlink r:id="rId13">
         <w:r>
           <w:rPr>
             <w:color w:val="0563C1"/>
